--- a/public/examples/work/submission.docx
+++ b/public/examples/work/submission.docx
@@ -1,6 +1,6 @@
 
 <file path=word/document.xml><?xml version="1.0" encoding="utf-8"?>
-<w:document xmlns:wpc="http://schemas.microsoft.com/office/word/2010/wordprocessingCanvas" xmlns:cx="http://schemas.microsoft.com/office/drawing/2014/chartex" xmlns:cx1="http://schemas.microsoft.com/office/drawing/2015/9/8/chartex" xmlns:cx2="http://schemas.microsoft.com/office/drawing/2015/10/21/chartex" xmlns:cx3="http://schemas.microsoft.com/office/drawing/2016/5/9/chartex" xmlns:cx4="http://schemas.microsoft.com/office/drawing/2016/5/10/chartex" xmlns:cx5="http://schemas.microsoft.com/office/drawing/2016/5/11/chartex" xmlns:cx6="http://schemas.microsoft.com/office/drawing/2016/5/12/chartex" xmlns:cx7="http://schemas.microsoft.com/office/drawing/2016/5/13/chartex" xmlns:cx8="http://schemas.microsoft.com/office/drawing/2016/5/14/chartex" xmlns:mc="http://schemas.openxmlformats.org/markup-compatibility/2006" xmlns:aink="http://schemas.microsoft.com/office/drawing/2016/ink" xmlns:am3d="http://schemas.microsoft.com/office/drawing/2017/model3d" xmlns:o="urn:schemas-microsoft-com:office:office" xmlns:oel="http://schemas.microsoft.com/office/2019/extlst" xmlns:r="http://schemas.openxmlformats.org/officeDocument/2006/relationships" xmlns:m="http://schemas.openxmlformats.org/officeDocument/2006/math" xmlns:v="urn:schemas-microsoft-com:vml" xmlns:wp14="http://schemas.microsoft.com/office/word/2010/wordprocessingDrawing" xmlns:wp="http://schemas.openxmlformats.org/drawingml/2006/wordprocessingDrawing" xmlns:w10="urn:schemas-microsoft-com:office:word" xmlns:w="http://schemas.openxmlformats.org/wordprocessingml/2006/main" xmlns:w14="http://schemas.microsoft.com/office/word/2010/wordml" xmlns:w15="http://schemas.microsoft.com/office/word/2012/wordml" xmlns:w16cex="http://schemas.microsoft.com/office/word/2018/wordml/cex" xmlns:w16cid="http://schemas.microsoft.com/office/word/2016/wordml/cid" xmlns:w16="http://schemas.microsoft.com/office/word/2018/wordml" xmlns:w16du="http://schemas.microsoft.com/office/word/2023/wordml/word16du" xmlns:w16sdtdh="http://schemas.microsoft.com/office/word/2020/wordml/sdtdatahash" xmlns:w16sdtfl="http://schemas.microsoft.com/office/word/2024/wordml/sdtformatlock" xmlns:w16se="http://schemas.microsoft.com/office/word/2015/wordml/symex" xmlns:wpg="http://schemas.microsoft.com/office/word/2010/wordprocessingGroup" xmlns:wpi="http://schemas.microsoft.com/office/word/2010/wordprocessingInk" xmlns:wne="http://schemas.microsoft.com/office/word/2006/wordml" xmlns:wps="http://schemas.microsoft.com/office/word/2010/wordprocessingShape" mc:Ignorable="w14 w15 w16se w16cid w16 w16cex w16sdtdh w16sdtfl w16du wp14">
+<w:document xmlns:wpc="http://schemas.microsoft.com/office/word/2010/wordprocessingCanvas" xmlns:mc="http://schemas.openxmlformats.org/markup-compatibility/2006" xmlns:o="urn:schemas-microsoft-com:office:office" xmlns:r="http://schemas.openxmlformats.org/officeDocument/2006/relationships" xmlns:m="http://schemas.openxmlformats.org/officeDocument/2006/math" xmlns:v="urn:schemas-microsoft-com:vml" xmlns:wp14="http://schemas.microsoft.com/office/word/2010/wordprocessingDrawing" xmlns:wp="http://schemas.openxmlformats.org/drawingml/2006/wordprocessingDrawing" xmlns:w10="urn:schemas-microsoft-com:office:word" xmlns:w="http://schemas.openxmlformats.org/wordprocessingml/2006/main" xmlns:w14="http://schemas.microsoft.com/office/word/2010/wordml" xmlns:w15="http://schemas.microsoft.com/office/word/2012/wordml" xmlns:wpg="http://schemas.microsoft.com/office/word/2010/wordprocessingGroup" xmlns:wpi="http://schemas.microsoft.com/office/word/2010/wordprocessingInk" xmlns:wne="http://schemas.microsoft.com/office/word/2006/wordml" xmlns:wps="http://schemas.microsoft.com/office/word/2010/wordprocessingShape" mc:Ignorable="w14 w15 wp14">
   <w:body>
     <w:p>
       <w:pPr>
@@ -93,22 +93,7 @@
           <w:rFonts w:ascii="Times New Roman" w:hAnsi="Times New Roman"/>
           <w:sz w:val="28"/>
         </w:rPr>
-        <w:t xml:space="preserve">навчальної групи </w:t>
-      </w:r>
-      <w:r>
-        <w:rPr>
-          <w:rFonts w:ascii="Times New Roman" w:hAnsi="Times New Roman"/>
-          <w:sz w:val="28"/>
-          <w:lang w:val="en-US"/>
-        </w:rPr>
-        <w:t>group_code_1</w:t>
-      </w:r>
-      <w:r>
-        <w:rPr>
-          <w:rFonts w:ascii="Times New Roman" w:hAnsi="Times New Roman"/>
-          <w:sz w:val="28"/>
-        </w:rPr>
-        <w:t xml:space="preserve"> І курсу</w:t>
+        <w:t>навчальної групи group_code_1 I курсу</w:t>
       </w:r>
     </w:p>
     <w:p>
@@ -127,18 +112,8 @@
           <w:sz w:val="28"/>
           <w:szCs w:val="28"/>
         </w:rPr>
-        <w:t xml:space="preserve">спеціальності </w:t>
-      </w:r>
-      <w:proofErr w:type="spellStart"/>
-      <w:r>
-        <w:rPr>
-          <w:rFonts w:ascii="Times New Roman" w:hAnsi="Times New Roman"/>
-          <w:sz w:val="28"/>
-          <w:szCs w:val="28"/>
-        </w:rPr>
-        <w:t>speciality</w:t>
-      </w:r>
-      <w:proofErr w:type="spellEnd"/>
+        <w:t>спеціальності speciality</w:t>
+      </w:r>
     </w:p>
     <w:p>
       <w:pPr>
@@ -150,7 +125,6 @@
           <w:szCs w:val="28"/>
         </w:rPr>
       </w:pPr>
-      <w:proofErr w:type="spellStart"/>
       <w:r>
         <w:rPr>
           <w:rFonts w:ascii="Times New Roman" w:hAnsi="Times New Roman"/>
@@ -159,7 +133,6 @@
         </w:rPr>
         <w:t>kurator_1</w:t>
       </w:r>
-      <w:proofErr w:type="spellEnd"/>
     </w:p>
     <w:p>
       <w:pPr>
@@ -206,59 +179,7 @@
           <w:rFonts w:ascii="Times New Roman" w:hAnsi="Times New Roman"/>
           <w:sz w:val="28"/>
         </w:rPr>
-        <w:t xml:space="preserve">Довожу до Вашого відома, що студенти навчальної групи </w:t>
-      </w:r>
-      <w:proofErr w:type="spellStart"/>
-      <w:r>
-        <w:rPr>
-          <w:rFonts w:ascii="Times New Roman" w:hAnsi="Times New Roman"/>
-          <w:sz w:val="28"/>
-        </w:rPr>
-        <w:t>group_code_2</w:t>
-      </w:r>
-      <w:proofErr w:type="spellEnd"/>
-      <w:proofErr w:type="spellStart"/>
-      <w:proofErr w:type="spellEnd"/>
-      <w:r>
-        <w:rPr>
-          <w:rFonts w:ascii="Times New Roman" w:hAnsi="Times New Roman"/>
-          <w:sz w:val="28"/>
-        </w:rPr>
-        <w:t xml:space="preserve"> за результатами підсумкового семестрового контролю </w:t>
-      </w:r>
-      <w:proofErr w:type="spellStart"/>
-      <w:r>
-        <w:rPr>
-          <w:rFonts w:ascii="Times New Roman" w:hAnsi="Times New Roman"/>
-          <w:sz w:val="28"/>
-        </w:rPr>
-        <w:t>semester_number</w:t>
-      </w:r>
-      <w:proofErr w:type="spellEnd"/>
-      <w:proofErr w:type="spellStart"/>
-      <w:proofErr w:type="spellEnd"/>
-      <w:r>
-        <w:rPr>
-          <w:rFonts w:ascii="Times New Roman" w:hAnsi="Times New Roman"/>
-          <w:sz w:val="28"/>
-        </w:rPr>
-        <w:t xml:space="preserve"> семестру </w:t>
-      </w:r>
-      <w:proofErr w:type="spellStart"/>
-      <w:r>
-        <w:rPr>
-          <w:rFonts w:ascii="Times New Roman" w:hAnsi="Times New Roman"/>
-          <w:sz w:val="28"/>
-        </w:rPr>
-        <w:t>years</w:t>
-      </w:r>
-      <w:proofErr w:type="spellEnd"/>
-      <w:r>
-        <w:rPr>
-          <w:rFonts w:ascii="Times New Roman" w:hAnsi="Times New Roman"/>
-          <w:sz w:val="28"/>
-        </w:rPr>
-        <w:t xml:space="preserve"> н. р. отримали академічну стипендію за особливі успіхи в навчанні та  розмістились у найвищих рейтингових позиціях групи.</w:t>
+        <w:t>Довожу до Вашого відома, що студенти навчальної групи group_code_2 за результатами підсумкового семестрового контролю semester_number семестру years н. р. отримали академічну стипендію за особливі успіхи в навчанні та  розмістились у найвищих рейтингових позиціях групи.</w:t>
       </w:r>
     </w:p>
     <w:p>
@@ -272,7 +193,6 @@
           <w:szCs w:val="28"/>
         </w:rPr>
       </w:pPr>
-      <w:proofErr w:type="spellStart"/>
       <w:r>
         <w:rPr>
           <w:rFonts w:ascii="Times New Roman" w:hAnsi="Times New Roman"/>
@@ -281,7 +201,6 @@
         </w:rPr>
         <w:t>submission</w:t>
       </w:r>
-      <w:proofErr w:type="spellEnd"/>
     </w:p>
     <w:p>
       <w:pPr>
@@ -357,20 +276,22 @@
         </w:tabs>
         <w:spacing w:after="0"/>
         <w:ind w:firstLine="708"/>
-        <w:jc w:val="both"/>
-        <w:rPr>
-          <w:rFonts w:ascii="Times New Roman" w:hAnsi="Times New Roman"/>
-          <w:sz w:val="28"/>
-          <w:szCs w:val="28"/>
-        </w:rPr>
-      </w:pPr>
-      <w:r>
-        <w:rPr>
-          <w:rFonts w:ascii="Times New Roman" w:hAnsi="Times New Roman"/>
-          <w:sz w:val="28"/>
-          <w:szCs w:val="28"/>
-        </w:rPr>
-        <w:t>Заступник директора з НП та МР</w:t>
+        <w:rPr>
+          <w:rFonts w:ascii="Times New Roman" w:hAnsi="Times New Roman"/>
+          <w:color w:val="000000" w:themeColor="text1"/>
+          <w:sz w:val="28"/>
+          <w:szCs w:val="28"/>
+        </w:rPr>
+      </w:pPr>
+      <w:bookmarkStart w:id="0" w:name="_GoBack"/>
+      <w:bookmarkEnd w:id="0"/>
+      <w:r>
+        <w:rPr>
+          <w:rFonts w:ascii="Times New Roman" w:hAnsi="Times New Roman"/>
+          <w:sz w:val="28"/>
+          <w:szCs w:val="28"/>
+        </w:rPr>
+        <w:t>Класний керівник</w:t>
       </w:r>
       <w:r>
         <w:rPr>
@@ -379,61 +300,8 @@
           <w:szCs w:val="28"/>
         </w:rPr>
         <w:tab/>
-        <w:t>Лілія КРАЙЗ</w:t>
-      </w:r>
-    </w:p>
-    <w:p>
-      <w:pPr>
-        <w:spacing w:after="0"/>
-        <w:ind w:firstLine="708"/>
-        <w:rPr>
-          <w:rFonts w:ascii="Times New Roman" w:hAnsi="Times New Roman"/>
-          <w:sz w:val="28"/>
-          <w:szCs w:val="28"/>
-        </w:rPr>
-      </w:pPr>
-    </w:p>
-    <w:p>
-      <w:pPr>
-        <w:tabs>
-          <w:tab w:val="left" w:pos="7088"/>
-        </w:tabs>
-        <w:spacing w:after="0"/>
-        <w:ind w:firstLine="708"/>
-        <w:rPr>
-          <w:rFonts w:ascii="Times New Roman" w:hAnsi="Times New Roman"/>
-          <w:color w:val="000000" w:themeColor="text1"/>
-          <w:sz w:val="28"/>
-          <w:szCs w:val="28"/>
-        </w:rPr>
-      </w:pPr>
-      <w:r>
-        <w:rPr>
-          <w:rFonts w:ascii="Times New Roman" w:hAnsi="Times New Roman"/>
-          <w:sz w:val="28"/>
-          <w:szCs w:val="28"/>
-        </w:rPr>
-        <w:t>Класний керівник</w:t>
-      </w:r>
-      <w:r>
-        <w:rPr>
-          <w:rFonts w:ascii="Times New Roman" w:hAnsi="Times New Roman"/>
-          <w:sz w:val="28"/>
-          <w:szCs w:val="28"/>
-        </w:rPr>
-        <w:tab/>
-      </w:r>
-      <w:proofErr w:type="spellStart"/>
-      <w:r>
-        <w:rPr>
-          <w:rFonts w:ascii="Times New Roman" w:hAnsi="Times New Roman"/>
-          <w:color w:val="000000" w:themeColor="text1"/>
-          <w:sz w:val="28"/>
-          <w:szCs w:val="28"/>
-        </w:rPr>
         <w:t>kurator_2</w:t>
       </w:r>
-      <w:proofErr w:type="spellEnd"/>
     </w:p>
     <w:sectPr>
       <w:pgSz w:w="11906" w:h="16838"/>
@@ -446,7 +314,7 @@
 </file>
 
 <file path=word/endnotes.xml><?xml version="1.0" encoding="utf-8"?>
-<w:endnotes xmlns:wpc="http://schemas.microsoft.com/office/word/2010/wordprocessingCanvas" xmlns:cx="http://schemas.microsoft.com/office/drawing/2014/chartex" xmlns:cx1="http://schemas.microsoft.com/office/drawing/2015/9/8/chartex" xmlns:cx2="http://schemas.microsoft.com/office/drawing/2015/10/21/chartex" xmlns:cx3="http://schemas.microsoft.com/office/drawing/2016/5/9/chartex" xmlns:cx4="http://schemas.microsoft.com/office/drawing/2016/5/10/chartex" xmlns:cx5="http://schemas.microsoft.com/office/drawing/2016/5/11/chartex" xmlns:cx6="http://schemas.microsoft.com/office/drawing/2016/5/12/chartex" xmlns:cx7="http://schemas.microsoft.com/office/drawing/2016/5/13/chartex" xmlns:cx8="http://schemas.microsoft.com/office/drawing/2016/5/14/chartex" xmlns:mc="http://schemas.openxmlformats.org/markup-compatibility/2006" xmlns:aink="http://schemas.microsoft.com/office/drawing/2016/ink" xmlns:am3d="http://schemas.microsoft.com/office/drawing/2017/model3d" xmlns:o="urn:schemas-microsoft-com:office:office" xmlns:oel="http://schemas.microsoft.com/office/2019/extlst" xmlns:r="http://schemas.openxmlformats.org/officeDocument/2006/relationships" xmlns:m="http://schemas.openxmlformats.org/officeDocument/2006/math" xmlns:v="urn:schemas-microsoft-com:vml" xmlns:wp14="http://schemas.microsoft.com/office/word/2010/wordprocessingDrawing" xmlns:wp="http://schemas.openxmlformats.org/drawingml/2006/wordprocessingDrawing" xmlns:w10="urn:schemas-microsoft-com:office:word" xmlns:w="http://schemas.openxmlformats.org/wordprocessingml/2006/main" xmlns:w14="http://schemas.microsoft.com/office/word/2010/wordml" xmlns:w15="http://schemas.microsoft.com/office/word/2012/wordml" xmlns:w16cex="http://schemas.microsoft.com/office/word/2018/wordml/cex" xmlns:w16cid="http://schemas.microsoft.com/office/word/2016/wordml/cid" xmlns:w16="http://schemas.microsoft.com/office/word/2018/wordml" xmlns:w16du="http://schemas.microsoft.com/office/word/2023/wordml/word16du" xmlns:w16sdtdh="http://schemas.microsoft.com/office/word/2020/wordml/sdtdatahash" xmlns:w16sdtfl="http://schemas.microsoft.com/office/word/2024/wordml/sdtformatlock" xmlns:w16se="http://schemas.microsoft.com/office/word/2015/wordml/symex" xmlns:wpg="http://schemas.microsoft.com/office/word/2010/wordprocessingGroup" xmlns:wpi="http://schemas.microsoft.com/office/word/2010/wordprocessingInk" xmlns:wne="http://schemas.microsoft.com/office/word/2006/wordml" xmlns:wps="http://schemas.microsoft.com/office/word/2010/wordprocessingShape" mc:Ignorable="w14 w15 w16se w16cid w16 w16cex w16sdtdh w16sdtfl w16du wp14">
+<w:endnotes xmlns:wpc="http://schemas.microsoft.com/office/word/2010/wordprocessingCanvas" xmlns:mc="http://schemas.openxmlformats.org/markup-compatibility/2006" xmlns:o="urn:schemas-microsoft-com:office:office" xmlns:r="http://schemas.openxmlformats.org/officeDocument/2006/relationships" xmlns:m="http://schemas.openxmlformats.org/officeDocument/2006/math" xmlns:v="urn:schemas-microsoft-com:vml" xmlns:wp14="http://schemas.microsoft.com/office/word/2010/wordprocessingDrawing" xmlns:wp="http://schemas.openxmlformats.org/drawingml/2006/wordprocessingDrawing" xmlns:w10="urn:schemas-microsoft-com:office:word" xmlns:w="http://schemas.openxmlformats.org/wordprocessingml/2006/main" xmlns:w14="http://schemas.microsoft.com/office/word/2010/wordml" xmlns:w15="http://schemas.microsoft.com/office/word/2012/wordml" xmlns:wpg="http://schemas.microsoft.com/office/word/2010/wordprocessingGroup" xmlns:wpi="http://schemas.microsoft.com/office/word/2010/wordprocessingInk" xmlns:wne="http://schemas.microsoft.com/office/word/2006/wordml" xmlns:wps="http://schemas.microsoft.com/office/word/2010/wordprocessingShape" mc:Ignorable="w14 w15 wp14">
   <w:endnote w:type="separator" w:id="-1">
     <w:p>
       <w:pPr>
@@ -471,7 +339,7 @@
 </file>
 
 <file path=word/footnotes.xml><?xml version="1.0" encoding="utf-8"?>
-<w:footnotes xmlns:wpc="http://schemas.microsoft.com/office/word/2010/wordprocessingCanvas" xmlns:cx="http://schemas.microsoft.com/office/drawing/2014/chartex" xmlns:cx1="http://schemas.microsoft.com/office/drawing/2015/9/8/chartex" xmlns:cx2="http://schemas.microsoft.com/office/drawing/2015/10/21/chartex" xmlns:cx3="http://schemas.microsoft.com/office/drawing/2016/5/9/chartex" xmlns:cx4="http://schemas.microsoft.com/office/drawing/2016/5/10/chartex" xmlns:cx5="http://schemas.microsoft.com/office/drawing/2016/5/11/chartex" xmlns:cx6="http://schemas.microsoft.com/office/drawing/2016/5/12/chartex" xmlns:cx7="http://schemas.microsoft.com/office/drawing/2016/5/13/chartex" xmlns:cx8="http://schemas.microsoft.com/office/drawing/2016/5/14/chartex" xmlns:mc="http://schemas.openxmlformats.org/markup-compatibility/2006" xmlns:aink="http://schemas.microsoft.com/office/drawing/2016/ink" xmlns:am3d="http://schemas.microsoft.com/office/drawing/2017/model3d" xmlns:o="urn:schemas-microsoft-com:office:office" xmlns:oel="http://schemas.microsoft.com/office/2019/extlst" xmlns:r="http://schemas.openxmlformats.org/officeDocument/2006/relationships" xmlns:m="http://schemas.openxmlformats.org/officeDocument/2006/math" xmlns:v="urn:schemas-microsoft-com:vml" xmlns:wp14="http://schemas.microsoft.com/office/word/2010/wordprocessingDrawing" xmlns:wp="http://schemas.openxmlformats.org/drawingml/2006/wordprocessingDrawing" xmlns:w10="urn:schemas-microsoft-com:office:word" xmlns:w="http://schemas.openxmlformats.org/wordprocessingml/2006/main" xmlns:w14="http://schemas.microsoft.com/office/word/2010/wordml" xmlns:w15="http://schemas.microsoft.com/office/word/2012/wordml" xmlns:w16cex="http://schemas.microsoft.com/office/word/2018/wordml/cex" xmlns:w16cid="http://schemas.microsoft.com/office/word/2016/wordml/cid" xmlns:w16="http://schemas.microsoft.com/office/word/2018/wordml" xmlns:w16du="http://schemas.microsoft.com/office/word/2023/wordml/word16du" xmlns:w16sdtdh="http://schemas.microsoft.com/office/word/2020/wordml/sdtdatahash" xmlns:w16sdtfl="http://schemas.microsoft.com/office/word/2024/wordml/sdtformatlock" xmlns:w16se="http://schemas.microsoft.com/office/word/2015/wordml/symex" xmlns:wpg="http://schemas.microsoft.com/office/word/2010/wordprocessingGroup" xmlns:wpi="http://schemas.microsoft.com/office/word/2010/wordprocessingInk" xmlns:wne="http://schemas.microsoft.com/office/word/2006/wordml" xmlns:wps="http://schemas.microsoft.com/office/word/2010/wordprocessingShape" mc:Ignorable="w14 w15 w16se w16cid w16 w16cex w16sdtdh w16sdtfl w16du wp14">
+<w:footnotes xmlns:wpc="http://schemas.microsoft.com/office/word/2010/wordprocessingCanvas" xmlns:mc="http://schemas.openxmlformats.org/markup-compatibility/2006" xmlns:o="urn:schemas-microsoft-com:office:office" xmlns:r="http://schemas.openxmlformats.org/officeDocument/2006/relationships" xmlns:m="http://schemas.openxmlformats.org/officeDocument/2006/math" xmlns:v="urn:schemas-microsoft-com:vml" xmlns:wp14="http://schemas.microsoft.com/office/word/2010/wordprocessingDrawing" xmlns:wp="http://schemas.openxmlformats.org/drawingml/2006/wordprocessingDrawing" xmlns:w10="urn:schemas-microsoft-com:office:word" xmlns:w="http://schemas.openxmlformats.org/wordprocessingml/2006/main" xmlns:w14="http://schemas.microsoft.com/office/word/2010/wordml" xmlns:w15="http://schemas.microsoft.com/office/word/2012/wordml" xmlns:wpg="http://schemas.microsoft.com/office/word/2010/wordprocessingGroup" xmlns:wpi="http://schemas.microsoft.com/office/word/2010/wordprocessingInk" xmlns:wne="http://schemas.microsoft.com/office/word/2006/wordml" xmlns:wps="http://schemas.microsoft.com/office/word/2010/wordprocessingShape" mc:Ignorable="w14 w15 wp14">
   <w:footnote w:type="separator" w:id="-1">
     <w:p>
       <w:pPr>
@@ -496,7 +364,7 @@
 </file>
 
 <file path=word/numbering.xml><?xml version="1.0" encoding="utf-8"?>
-<w:numbering xmlns:wpc="http://schemas.microsoft.com/office/word/2010/wordprocessingCanvas" xmlns:cx="http://schemas.microsoft.com/office/drawing/2014/chartex" xmlns:cx1="http://schemas.microsoft.com/office/drawing/2015/9/8/chartex" xmlns:cx2="http://schemas.microsoft.com/office/drawing/2015/10/21/chartex" xmlns:cx3="http://schemas.microsoft.com/office/drawing/2016/5/9/chartex" xmlns:cx4="http://schemas.microsoft.com/office/drawing/2016/5/10/chartex" xmlns:cx5="http://schemas.microsoft.com/office/drawing/2016/5/11/chartex" xmlns:cx6="http://schemas.microsoft.com/office/drawing/2016/5/12/chartex" xmlns:cx7="http://schemas.microsoft.com/office/drawing/2016/5/13/chartex" xmlns:cx8="http://schemas.microsoft.com/office/drawing/2016/5/14/chartex" xmlns:mc="http://schemas.openxmlformats.org/markup-compatibility/2006" xmlns:aink="http://schemas.microsoft.com/office/drawing/2016/ink" xmlns:am3d="http://schemas.microsoft.com/office/drawing/2017/model3d" xmlns:o="urn:schemas-microsoft-com:office:office" xmlns:oel="http://schemas.microsoft.com/office/2019/extlst" xmlns:r="http://schemas.openxmlformats.org/officeDocument/2006/relationships" xmlns:m="http://schemas.openxmlformats.org/officeDocument/2006/math" xmlns:v="urn:schemas-microsoft-com:vml" xmlns:wp14="http://schemas.microsoft.com/office/word/2010/wordprocessingDrawing" xmlns:wp="http://schemas.openxmlformats.org/drawingml/2006/wordprocessingDrawing" xmlns:w10="urn:schemas-microsoft-com:office:word" xmlns:w="http://schemas.openxmlformats.org/wordprocessingml/2006/main" xmlns:w14="http://schemas.microsoft.com/office/word/2010/wordml" xmlns:w15="http://schemas.microsoft.com/office/word/2012/wordml" xmlns:w16cex="http://schemas.microsoft.com/office/word/2018/wordml/cex" xmlns:w16cid="http://schemas.microsoft.com/office/word/2016/wordml/cid" xmlns:w16="http://schemas.microsoft.com/office/word/2018/wordml" xmlns:w16du="http://schemas.microsoft.com/office/word/2023/wordml/word16du" xmlns:w16sdtdh="http://schemas.microsoft.com/office/word/2020/wordml/sdtdatahash" xmlns:w16sdtfl="http://schemas.microsoft.com/office/word/2024/wordml/sdtformatlock" xmlns:w16se="http://schemas.microsoft.com/office/word/2015/wordml/symex" xmlns:wpg="http://schemas.microsoft.com/office/word/2010/wordprocessingGroup" xmlns:wpi="http://schemas.microsoft.com/office/word/2010/wordprocessingInk" xmlns:wne="http://schemas.microsoft.com/office/word/2006/wordml" xmlns:wps="http://schemas.microsoft.com/office/word/2010/wordprocessingShape" mc:Ignorable="w14 w15 w16se w16cid w16 w16cex w16sdtdh w16sdtfl w16du wp14">
+<w:numbering xmlns:wpc="http://schemas.microsoft.com/office/word/2010/wordprocessingCanvas" xmlns:mc="http://schemas.openxmlformats.org/markup-compatibility/2006" xmlns:o="urn:schemas-microsoft-com:office:office" xmlns:r="http://schemas.openxmlformats.org/officeDocument/2006/relationships" xmlns:m="http://schemas.openxmlformats.org/officeDocument/2006/math" xmlns:v="urn:schemas-microsoft-com:vml" xmlns:wp14="http://schemas.microsoft.com/office/word/2010/wordprocessingDrawing" xmlns:wp="http://schemas.openxmlformats.org/drawingml/2006/wordprocessingDrawing" xmlns:w10="urn:schemas-microsoft-com:office:word" xmlns:w="http://schemas.openxmlformats.org/wordprocessingml/2006/main" xmlns:w14="http://schemas.microsoft.com/office/word/2010/wordml" xmlns:w15="http://schemas.microsoft.com/office/word/2012/wordml" xmlns:wpg="http://schemas.microsoft.com/office/word/2010/wordprocessingGroup" xmlns:wpi="http://schemas.microsoft.com/office/word/2010/wordprocessingInk" xmlns:wne="http://schemas.microsoft.com/office/word/2006/wordml" xmlns:wps="http://schemas.microsoft.com/office/word/2010/wordprocessingShape" mc:Ignorable="w14 w15 wp14">
   <w:abstractNum w:abstractNumId="0" w15:restartNumberingAfterBreak="0">
     <w:nsid w:val="65F82091"/>
     <w:multiLevelType w:val="hybridMultilevel"/>
@@ -586,14 +454,14 @@
       </w:pPr>
     </w:lvl>
   </w:abstractNum>
-  <w:num w:numId="1" w16cid:durableId="765270510">
+  <w:num w:numId="1">
     <w:abstractNumId w:val="0"/>
   </w:num>
 </w:numbering>
 </file>
 
 <file path=word/styles.xml><?xml version="1.0" encoding="utf-8"?>
-<w:styles xmlns:mc="http://schemas.openxmlformats.org/markup-compatibility/2006" xmlns:r="http://schemas.openxmlformats.org/officeDocument/2006/relationships" xmlns:w="http://schemas.openxmlformats.org/wordprocessingml/2006/main" xmlns:w14="http://schemas.microsoft.com/office/word/2010/wordml" xmlns:w15="http://schemas.microsoft.com/office/word/2012/wordml" xmlns:w16cex="http://schemas.microsoft.com/office/word/2018/wordml/cex" xmlns:w16cid="http://schemas.microsoft.com/office/word/2016/wordml/cid" xmlns:w16="http://schemas.microsoft.com/office/word/2018/wordml" xmlns:w16du="http://schemas.microsoft.com/office/word/2023/wordml/word16du" xmlns:w16sdtdh="http://schemas.microsoft.com/office/word/2020/wordml/sdtdatahash" xmlns:w16sdtfl="http://schemas.microsoft.com/office/word/2024/wordml/sdtformatlock" xmlns:w16se="http://schemas.microsoft.com/office/word/2015/wordml/symex" mc:Ignorable="w14 w15 w16se w16cid w16 w16cex w16sdtdh w16sdtfl w16du">
+<w:styles xmlns:mc="http://schemas.openxmlformats.org/markup-compatibility/2006" xmlns:r="http://schemas.openxmlformats.org/officeDocument/2006/relationships" xmlns:w="http://schemas.openxmlformats.org/wordprocessingml/2006/main" xmlns:w14="http://schemas.microsoft.com/office/word/2010/wordml" xmlns:w15="http://schemas.microsoft.com/office/word/2012/wordml" mc:Ignorable="w14 w15">
   <w:docDefaults>
     <w:rPrDefault>
       <w:rPr>
@@ -609,7 +477,7 @@
       </w:pPr>
     </w:pPrDefault>
   </w:docDefaults>
-  <w:latentStyles w:defLockedState="0" w:defUIPriority="99" w:defSemiHidden="0" w:defUnhideWhenUsed="0" w:defQFormat="0" w:count="376">
+  <w:latentStyles w:defLockedState="0" w:defUIPriority="99" w:defSemiHidden="0" w:defUnhideWhenUsed="0" w:defQFormat="0" w:count="371">
     <w:lsdException w:name="Normal" w:uiPriority="0" w:qFormat="1"/>
     <w:lsdException w:name="heading 1" w:uiPriority="9" w:qFormat="1"/>
     <w:lsdException w:name="heading 2" w:semiHidden="1" w:uiPriority="9" w:unhideWhenUsed="1" w:qFormat="1"/>
@@ -981,11 +849,6 @@
     <w:lsdException w:name="List Table 5 Dark Accent 6" w:uiPriority="50"/>
     <w:lsdException w:name="List Table 6 Colorful Accent 6" w:uiPriority="51"/>
     <w:lsdException w:name="List Table 7 Colorful Accent 6" w:uiPriority="52"/>
-    <w:lsdException w:name="Mention" w:semiHidden="1" w:unhideWhenUsed="1"/>
-    <w:lsdException w:name="Smart Hyperlink" w:semiHidden="1" w:unhideWhenUsed="1"/>
-    <w:lsdException w:name="Hashtag" w:semiHidden="1" w:unhideWhenUsed="1"/>
-    <w:lsdException w:name="Unresolved Mention" w:semiHidden="1" w:unhideWhenUsed="1"/>
-    <w:lsdException w:name="Smart Link" w:semiHidden="1" w:unhideWhenUsed="1"/>
   </w:latentStyles>
   <w:style w:type="paragraph" w:default="1" w:styleId="a">
     <w:name w:val="Normal"/>
